--- a/files/Aditya Chaudhry CV 01-10-26.docx
+++ b/files/Aditya Chaudhry CV 01-10-26.docx
@@ -3653,7 +3653,7 @@
           <w:sz w:val="22"/>
           <w:szCs w:val="22"/>
         </w:rPr>
-        <w:t>*, 2025 Mid-Atlantic Research Conference, University of Utah*, University of Virginia</w:t>
+        <w:t>*, 2025 Mid-Atlantic Research Conference, University of Utah*, The Ohio State University, University of Virginia</w:t>
       </w:r>
     </w:p>
     <w:p>
@@ -5236,7 +5236,7 @@
           <w:sz w:val="22"/>
           <w:szCs w:val="22"/>
         </w:rPr>
-        <w:tab/>
+        <w:t xml:space="preserve">, Review of Financial Studies, Journal of Financial Economics, </w:t>
       </w:r>
       <w:r>
         <w:rPr>
@@ -5259,21 +5259,34 @@
       <w:r>
         <w:rPr>
           <w:rFonts w:ascii="Calibri" w:hAnsi="Calibri"/>
-          <w:i/>
-          <w:sz w:val="22"/>
-          <w:szCs w:val="22"/>
-        </w:rPr>
-        <w:tab/>
-      </w:r>
-      <w:r>
+          <w:color w:val="000000" w:themeColor="text1"/>
+          <w:sz w:val="22"/>
+          <w:szCs w:val="22"/>
+        </w:rPr>
+        <w:t>2020-202</w:t>
+      </w:r>
+      <w:r>
+        <w:rPr>
+          <w:rFonts w:ascii="Calibri" w:hAnsi="Calibri"/>
+          <w:color w:val="000000" w:themeColor="text1"/>
+          <w:sz w:val="22"/>
+          <w:szCs w:val="22"/>
+        </w:rPr>
+        <w:t>6</w:t>
+      </w:r>
+    </w:p>
+    <w:p>
+      <w:pPr>
+        <w:spacing w:after="0"/>
+        <w:ind w:left="144" w:firstLine="216"/>
+        <w:jc w:val="both"/>
         <w:rPr>
           <w:rFonts w:ascii="Calibri" w:hAnsi="Calibri"/>
           <w:i/>
           <w:sz w:val="22"/>
           <w:szCs w:val="22"/>
         </w:rPr>
-        <w:tab/>
-      </w:r>
+      </w:pPr>
       <w:r>
         <w:rPr>
           <w:rFonts w:ascii="Calibri" w:hAnsi="Calibri"/>
@@ -5281,7 +5294,7 @@
           <w:sz w:val="22"/>
           <w:szCs w:val="22"/>
         </w:rPr>
-        <w:tab/>
+        <w:t>Management Science</w:t>
       </w:r>
       <w:r>
         <w:rPr>
@@ -5292,110 +5305,11 @@
         </w:rPr>
         <w:tab/>
       </w:r>
-      <w:r>
-        <w:rPr>
-          <w:rFonts w:ascii="Calibri" w:hAnsi="Calibri"/>
-          <w:i/>
-          <w:sz w:val="22"/>
-          <w:szCs w:val="22"/>
-        </w:rPr>
-        <w:tab/>
-      </w:r>
-      <w:r>
-        <w:rPr>
-          <w:rFonts w:ascii="Calibri" w:hAnsi="Calibri"/>
-          <w:i/>
-          <w:sz w:val="22"/>
-          <w:szCs w:val="22"/>
-        </w:rPr>
-        <w:tab/>
-      </w:r>
-      <w:r>
-        <w:rPr>
-          <w:rFonts w:ascii="Calibri" w:hAnsi="Calibri"/>
-          <w:i/>
-          <w:sz w:val="22"/>
-          <w:szCs w:val="22"/>
-        </w:rPr>
-        <w:tab/>
-      </w:r>
-      <w:r>
-        <w:rPr>
-          <w:rFonts w:ascii="Calibri" w:hAnsi="Calibri"/>
-          <w:i/>
-          <w:sz w:val="22"/>
-          <w:szCs w:val="22"/>
-        </w:rPr>
-        <w:tab/>
-      </w:r>
-      <w:r>
-        <w:rPr>
-          <w:rFonts w:ascii="Calibri" w:hAnsi="Calibri"/>
-          <w:i/>
-          <w:sz w:val="22"/>
-          <w:szCs w:val="22"/>
-        </w:rPr>
-        <w:tab/>
-      </w:r>
-      <w:r>
-        <w:rPr>
-          <w:rFonts w:ascii="Calibri" w:hAnsi="Calibri"/>
-          <w:i/>
-          <w:sz w:val="22"/>
-          <w:szCs w:val="22"/>
-        </w:rPr>
-        <w:tab/>
-      </w:r>
-      <w:r>
-        <w:rPr>
-          <w:rFonts w:ascii="Calibri" w:hAnsi="Calibri"/>
-          <w:i/>
-          <w:sz w:val="22"/>
-          <w:szCs w:val="22"/>
-        </w:rPr>
-        <w:tab/>
-      </w:r>
-      <w:r>
-        <w:rPr>
-          <w:rFonts w:ascii="Calibri" w:hAnsi="Calibri"/>
-          <w:i/>
-          <w:sz w:val="22"/>
-          <w:szCs w:val="22"/>
-        </w:rPr>
-        <w:tab/>
-      </w:r>
-      <w:r>
-        <w:rPr>
-          <w:rFonts w:ascii="Calibri" w:hAnsi="Calibri"/>
-          <w:i/>
-          <w:sz w:val="22"/>
-          <w:szCs w:val="22"/>
-        </w:rPr>
-        <w:tab/>
-      </w:r>
-      <w:r>
-        <w:rPr>
-          <w:rFonts w:ascii="Calibri" w:hAnsi="Calibri"/>
-          <w:i/>
-          <w:sz w:val="22"/>
-          <w:szCs w:val="22"/>
-        </w:rPr>
-        <w:tab/>
-      </w:r>
-      <w:r>
-        <w:rPr>
-          <w:rFonts w:ascii="Calibri" w:hAnsi="Calibri"/>
-          <w:color w:val="000000" w:themeColor="text1"/>
-          <w:sz w:val="22"/>
-          <w:szCs w:val="22"/>
-        </w:rPr>
-        <w:t>2020-2021</w:t>
-      </w:r>
     </w:p>
     <w:p>
       <w:pPr>
         <w:spacing w:after="0"/>
-        <w:ind w:left="144"/>
+        <w:ind w:left="144" w:firstLine="216"/>
         <w:jc w:val="both"/>
         <w:rPr>
           <w:rFonts w:asciiTheme="minorHAnsi" w:hAnsiTheme="minorHAnsi"/>
@@ -12402,22 +12316,31 @@
 </file>
 
 <file path=customXml/item1.xml><?xml version="1.0" encoding="utf-8"?>
+<sisl xmlns:xsd="http://www.w3.org/2001/XMLSchema" xmlns:xsi="http://www.w3.org/2001/XMLSchema-instance" xmlns="http://www.boldonjames.com/2008/01/sie/internal/label" sislVersion="0" policy="c8d5760e-638a-47e8-9e2e-1226c2cb268d" origin="autoSelectedSuggestion">
+  <element uid="42834bfb-1ec1-4beb-bd64-eb83fb3cb3f3" value=""/>
+</sisl>
+</file>
+
+<file path=customXml/item2.xml><?xml version="1.0" encoding="utf-8"?>
 <WrappedLabelHistory xmlns:xsd="http://www.w3.org/2001/XMLSchema" xmlns:xsi="http://www.w3.org/2001/XMLSchema-instance" xmlns="http://www.boldonjames.com/2016/02/Classifier/internal/wrappedLabelHistory">
   <Value>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</Value>
 </WrappedLabelHistory>
 </file>
 
-<file path=customXml/item2.xml><?xml version="1.0" encoding="utf-8"?>
+<file path=customXml/item3.xml><?xml version="1.0" encoding="utf-8"?>
 <b:Sources xmlns:b="http://schemas.openxmlformats.org/officeDocument/2006/bibliography" xmlns="http://schemas.openxmlformats.org/officeDocument/2006/bibliography" SelectedStyle="\APA.XSL" StyleName="APA"/>
 </file>
 
-<file path=customXml/item3.xml><?xml version="1.0" encoding="utf-8"?>
-<sisl xmlns:xsd="http://www.w3.org/2001/XMLSchema" xmlns:xsi="http://www.w3.org/2001/XMLSchema-instance" xmlns="http://www.boldonjames.com/2008/01/sie/internal/label" sislVersion="0" policy="c8d5760e-638a-47e8-9e2e-1226c2cb268d" origin="autoSelectedSuggestion">
-  <element uid="42834bfb-1ec1-4beb-bd64-eb83fb3cb3f3" value=""/>
-</sisl>
+<file path=customXml/itemProps1.xml><?xml version="1.0" encoding="utf-8"?>
+<ds:datastoreItem xmlns:ds="http://schemas.openxmlformats.org/officeDocument/2006/customXml" ds:itemID="{B810B902-7583-44E4-A350-69A288C88E32}">
+  <ds:schemaRefs>
+    <ds:schemaRef ds:uri="http://www.w3.org/2001/XMLSchema"/>
+    <ds:schemaRef ds:uri="http://www.boldonjames.com/2008/01/sie/internal/label"/>
+  </ds:schemaRefs>
+</ds:datastoreItem>
 </file>
 
-<file path=customXml/itemProps1.xml><?xml version="1.0" encoding="utf-8"?>
+<file path=customXml/itemProps2.xml><?xml version="1.0" encoding="utf-8"?>
 <ds:datastoreItem xmlns:ds="http://schemas.openxmlformats.org/officeDocument/2006/customXml" ds:itemID="{0FEE3E7D-5B96-4722-91E2-5A5773A77DD4}">
   <ds:schemaRefs>
     <ds:schemaRef ds:uri="http://www.w3.org/2001/XMLSchema"/>
@@ -12426,19 +12349,10 @@
 </ds:datastoreItem>
 </file>
 
-<file path=customXml/itemProps2.xml><?xml version="1.0" encoding="utf-8"?>
+<file path=customXml/itemProps3.xml><?xml version="1.0" encoding="utf-8"?>
 <ds:datastoreItem xmlns:ds="http://schemas.openxmlformats.org/officeDocument/2006/customXml" ds:itemID="{BEB1F1CD-D60E-DD4D-A79A-B758D96D1C4F}">
   <ds:schemaRefs>
     <ds:schemaRef ds:uri="http://schemas.openxmlformats.org/officeDocument/2006/bibliography"/>
   </ds:schemaRefs>
 </ds:datastoreItem>
-</file>
-
-<file path=customXml/itemProps3.xml><?xml version="1.0" encoding="utf-8"?>
-<ds:datastoreItem xmlns:ds="http://schemas.openxmlformats.org/officeDocument/2006/customXml" ds:itemID="{B810B902-7583-44E4-A350-69A288C88E32}">
-  <ds:schemaRefs>
-    <ds:schemaRef ds:uri="http://www.w3.org/2001/XMLSchema"/>
-    <ds:schemaRef ds:uri="http://www.boldonjames.com/2008/01/sie/internal/label"/>
-  </ds:schemaRefs>
-</ds:datastoreItem>
 </file>
--- a/files/Aditya Chaudhry CV 01-10-26.docx
+++ b/files/Aditya Chaudhry CV 01-10-26.docx
@@ -1589,23 +1589,20 @@
         <w:ind w:left="144"/>
         <w:jc w:val="both"/>
         <w:rPr>
-          <w:rFonts w:asciiTheme="minorHAnsi" w:hAnsiTheme="minorHAnsi"/>
-          <w:b/>
-          <w:color w:val="000000" w:themeColor="text1"/>
-          <w:sz w:val="22"/>
-          <w:szCs w:val="22"/>
+          <w:rStyle w:val="Hyperlink"/>
+          <w:rFonts w:ascii="Calibri" w:hAnsi="Calibri" w:cs="Calibri"/>
+          <w:bdr w:val="none" w:sz="0" w:space="0" w:color="auto" w:frame="1"/>
         </w:rPr>
       </w:pPr>
       <w:hyperlink r:id="rId15" w:history="1">
         <w:r>
           <w:rPr>
             <w:rStyle w:val="Hyperlink"/>
-            <w:rFonts w:asciiTheme="minorHAnsi" w:hAnsiTheme="minorHAnsi"/>
+            <w:rFonts w:ascii="Calibri" w:hAnsi="Calibri" w:cs="Calibri"/>
             <w:b/>
-            <w:color w:val="000000" w:themeColor="text1"/>
             <w:sz w:val="22"/>
             <w:szCs w:val="22"/>
-            <w:u w:val="none"/>
+            <w:bdr w:val="none" w:sz="0" w:space="0" w:color="auto" w:frame="1"/>
           </w:rPr>
           <w:t>Uncertainty Assessment and False Discovery Rate Control in High-Dimensional Granger Causal Inference</w:t>
         </w:r>
@@ -12316,15 +12313,15 @@
 </file>
 
 <file path=customXml/item1.xml><?xml version="1.0" encoding="utf-8"?>
+<WrappedLabelHistory xmlns:xsd="http://www.w3.org/2001/XMLSchema" xmlns:xsi="http://www.w3.org/2001/XMLSchema-instance" xmlns="http://www.boldonjames.com/2016/02/Classifier/internal/wrappedLabelHistory">
+  <Value>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</Value>
+</WrappedLabelHistory>
+</file>
+
+<file path=customXml/item2.xml><?xml version="1.0" encoding="utf-8"?>
 <sisl xmlns:xsd="http://www.w3.org/2001/XMLSchema" xmlns:xsi="http://www.w3.org/2001/XMLSchema-instance" xmlns="http://www.boldonjames.com/2008/01/sie/internal/label" sislVersion="0" policy="c8d5760e-638a-47e8-9e2e-1226c2cb268d" origin="autoSelectedSuggestion">
   <element uid="42834bfb-1ec1-4beb-bd64-eb83fb3cb3f3" value=""/>
 </sisl>
-</file>
-
-<file path=customXml/item2.xml><?xml version="1.0" encoding="utf-8"?>
-<WrappedLabelHistory xmlns:xsd="http://www.w3.org/2001/XMLSchema" xmlns:xsi="http://www.w3.org/2001/XMLSchema-instance" xmlns="http://www.boldonjames.com/2016/02/Classifier/internal/wrappedLabelHistory">
-  <Value>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</Value>
-</WrappedLabelHistory>
 </file>
 
 <file path=customXml/item3.xml><?xml version="1.0" encoding="utf-8"?>
@@ -12332,19 +12329,19 @@
 </file>
 
 <file path=customXml/itemProps1.xml><?xml version="1.0" encoding="utf-8"?>
-<ds:datastoreItem xmlns:ds="http://schemas.openxmlformats.org/officeDocument/2006/customXml" ds:itemID="{B810B902-7583-44E4-A350-69A288C88E32}">
+<ds:datastoreItem xmlns:ds="http://schemas.openxmlformats.org/officeDocument/2006/customXml" ds:itemID="{0FEE3E7D-5B96-4722-91E2-5A5773A77DD4}">
   <ds:schemaRefs>
     <ds:schemaRef ds:uri="http://www.w3.org/2001/XMLSchema"/>
-    <ds:schemaRef ds:uri="http://www.boldonjames.com/2008/01/sie/internal/label"/>
+    <ds:schemaRef ds:uri="http://www.boldonjames.com/2016/02/Classifier/internal/wrappedLabelHistory"/>
   </ds:schemaRefs>
 </ds:datastoreItem>
 </file>
 
 <file path=customXml/itemProps2.xml><?xml version="1.0" encoding="utf-8"?>
-<ds:datastoreItem xmlns:ds="http://schemas.openxmlformats.org/officeDocument/2006/customXml" ds:itemID="{0FEE3E7D-5B96-4722-91E2-5A5773A77DD4}">
+<ds:datastoreItem xmlns:ds="http://schemas.openxmlformats.org/officeDocument/2006/customXml" ds:itemID="{B810B902-7583-44E4-A350-69A288C88E32}">
   <ds:schemaRefs>
     <ds:schemaRef ds:uri="http://www.w3.org/2001/XMLSchema"/>
-    <ds:schemaRef ds:uri="http://www.boldonjames.com/2016/02/Classifier/internal/wrappedLabelHistory"/>
+    <ds:schemaRef ds:uri="http://www.boldonjames.com/2008/01/sie/internal/label"/>
   </ds:schemaRefs>
 </ds:datastoreItem>
 </file>

--- a/files/Aditya Chaudhry CV 01-10-26.docx
+++ b/files/Aditya Chaudhry CV 01-10-26.docx
@@ -1122,19 +1122,29 @@
           <w:bdr w:val="none" w:sz="0" w:space="0" w:color="auto" w:frame="1"/>
         </w:rPr>
       </w:pPr>
-      <w:hyperlink r:id="rId10" w:history="1">
-        <w:r>
-          <w:rPr>
-            <w:rStyle w:val="Hyperlink"/>
-            <w:rFonts w:ascii="Calibri" w:hAnsi="Calibri" w:cs="Calibri"/>
-            <w:b/>
-            <w:sz w:val="22"/>
-            <w:szCs w:val="22"/>
-            <w:bdr w:val="none" w:sz="0" w:space="0" w:color="auto" w:frame="1"/>
-          </w:rPr>
-          <w:t>Endogenous Elasticities: Price Multipliers Are Smaller for Larger Demand Shocks</w:t>
-        </w:r>
-      </w:hyperlink>
+      <w:r>
+        <w:fldChar w:fldCharType="begin"/>
+      </w:r>
+      <w:r>
+        <w:instrText>HYPERLINK "https://papers.ssrn.com/sol3/papers.cfm?abstract_id=5325371"</w:instrText>
+      </w:r>
+      <w:r>
+        <w:fldChar w:fldCharType="separate"/>
+      </w:r>
+      <w:r>
+        <w:rPr>
+          <w:rStyle w:val="Hyperlink"/>
+          <w:rFonts w:ascii="Calibri" w:hAnsi="Calibri" w:cs="Calibri"/>
+          <w:b/>
+          <w:sz w:val="22"/>
+          <w:szCs w:val="22"/>
+          <w:bdr w:val="none" w:sz="0" w:space="0" w:color="auto" w:frame="1"/>
+        </w:rPr>
+        <w:t>Endogenous Elasticities and Self-Stabilizing Markets</w:t>
+      </w:r>
+      <w:r>
+        <w:fldChar w:fldCharType="end"/>
+      </w:r>
       <w:r>
         <w:t xml:space="preserve"> </w:t>
       </w:r>
@@ -1212,7 +1222,7 @@
           <w:bdr w:val="none" w:sz="0" w:space="0" w:color="auto" w:frame="1"/>
         </w:rPr>
       </w:pPr>
-      <w:hyperlink r:id="rId11" w:history="1">
+      <w:hyperlink r:id="rId10" w:history="1">
         <w:r>
           <w:rPr>
             <w:rStyle w:val="Hyperlink"/>
@@ -1251,7 +1261,7 @@
           <w:szCs w:val="22"/>
         </w:rPr>
       </w:pPr>
-      <w:hyperlink r:id="rId12" w:history="1">
+      <w:hyperlink r:id="rId11" w:history="1">
         <w:r>
           <w:rPr>
             <w:rStyle w:val="Hyperlink"/>
@@ -1379,7 +1389,7 @@
           <w:szCs w:val="22"/>
         </w:rPr>
       </w:pPr>
-      <w:hyperlink r:id="rId13" w:history="1">
+      <w:hyperlink r:id="rId12" w:history="1">
         <w:r>
           <w:rPr>
             <w:rStyle w:val="Hyperlink"/>
@@ -1520,7 +1530,7 @@
           <w:bdr w:val="none" w:sz="0" w:space="0" w:color="auto" w:frame="1"/>
         </w:rPr>
       </w:pPr>
-      <w:hyperlink r:id="rId14" w:history="1">
+      <w:hyperlink r:id="rId13" w:history="1">
         <w:r>
           <w:rPr>
             <w:rStyle w:val="Hyperlink"/>
@@ -1594,7 +1604,7 @@
           <w:bdr w:val="none" w:sz="0" w:space="0" w:color="auto" w:frame="1"/>
         </w:rPr>
       </w:pPr>
-      <w:hyperlink r:id="rId15" w:history="1">
+      <w:hyperlink r:id="rId14" w:history="1">
         <w:r>
           <w:rPr>
             <w:rStyle w:val="Hyperlink"/>
@@ -6568,7 +6578,7 @@
       </w:r>
     </w:p>
     <w:sectPr>
-      <w:headerReference w:type="default" r:id="rId16"/>
+      <w:headerReference w:type="default" r:id="rId15"/>
       <w:pgSz w:w="12240" w:h="15840"/>
       <w:pgMar w:top="1080" w:right="1080" w:bottom="1080" w:left="1080" w:header="432" w:footer="720" w:gutter="0"/>
       <w:cols w:space="720"/>
@@ -12313,9 +12323,7 @@
 </file>
 
 <file path=customXml/item1.xml><?xml version="1.0" encoding="utf-8"?>
-<WrappedLabelHistory xmlns:xsd="http://www.w3.org/2001/XMLSchema" xmlns:xsi="http://www.w3.org/2001/XMLSchema-instance" xmlns="http://www.boldonjames.com/2016/02/Classifier/internal/wrappedLabelHistory">
-  <Value>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</Value>
-</WrappedLabelHistory>
+<b:Sources xmlns:b="http://schemas.openxmlformats.org/officeDocument/2006/bibliography" xmlns="http://schemas.openxmlformats.org/officeDocument/2006/bibliography" SelectedStyle="\APA.XSL" StyleName="APA"/>
 </file>
 
 <file path=customXml/item2.xml><?xml version="1.0" encoding="utf-8"?>
@@ -12325,14 +12333,15 @@
 </file>
 
 <file path=customXml/item3.xml><?xml version="1.0" encoding="utf-8"?>
-<b:Sources xmlns:b="http://schemas.openxmlformats.org/officeDocument/2006/bibliography" xmlns="http://schemas.openxmlformats.org/officeDocument/2006/bibliography" SelectedStyle="\APA.XSL" StyleName="APA"/>
+<WrappedLabelHistory xmlns:xsd="http://www.w3.org/2001/XMLSchema" xmlns:xsi="http://www.w3.org/2001/XMLSchema-instance" xmlns="http://www.boldonjames.com/2016/02/Classifier/internal/wrappedLabelHistory">
+  <Value>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</Value>
+</WrappedLabelHistory>
 </file>
 
 <file path=customXml/itemProps1.xml><?xml version="1.0" encoding="utf-8"?>
-<ds:datastoreItem xmlns:ds="http://schemas.openxmlformats.org/officeDocument/2006/customXml" ds:itemID="{0FEE3E7D-5B96-4722-91E2-5A5773A77DD4}">
+<ds:datastoreItem xmlns:ds="http://schemas.openxmlformats.org/officeDocument/2006/customXml" ds:itemID="{BEB1F1CD-D60E-DD4D-A79A-B758D96D1C4F}">
   <ds:schemaRefs>
-    <ds:schemaRef ds:uri="http://www.w3.org/2001/XMLSchema"/>
-    <ds:schemaRef ds:uri="http://www.boldonjames.com/2016/02/Classifier/internal/wrappedLabelHistory"/>
+    <ds:schemaRef ds:uri="http://schemas.openxmlformats.org/officeDocument/2006/bibliography"/>
   </ds:schemaRefs>
 </ds:datastoreItem>
 </file>
@@ -12347,9 +12356,10 @@
 </file>
 
 <file path=customXml/itemProps3.xml><?xml version="1.0" encoding="utf-8"?>
-<ds:datastoreItem xmlns:ds="http://schemas.openxmlformats.org/officeDocument/2006/customXml" ds:itemID="{BEB1F1CD-D60E-DD4D-A79A-B758D96D1C4F}">
+<ds:datastoreItem xmlns:ds="http://schemas.openxmlformats.org/officeDocument/2006/customXml" ds:itemID="{0FEE3E7D-5B96-4722-91E2-5A5773A77DD4}">
   <ds:schemaRefs>
-    <ds:schemaRef ds:uri="http://schemas.openxmlformats.org/officeDocument/2006/bibliography"/>
+    <ds:schemaRef ds:uri="http://www.w3.org/2001/XMLSchema"/>
+    <ds:schemaRef ds:uri="http://www.boldonjames.com/2016/02/Classifier/internal/wrappedLabelHistory"/>
   </ds:schemaRefs>
 </ds:datastoreItem>
 </file>